--- a/documents/ps.docx
+++ b/documents/ps.docx
@@ -1,6 +1,6 @@
 
 <file path=word/document.xml><?xml version="1.0" encoding="utf-8"?>
-<w:document xmlns:wpc="http://schemas.microsoft.com/office/word/2010/wordprocessingCanvas" xmlns:cx="http://schemas.microsoft.com/office/drawing/2014/chartex" xmlns:cx1="http://schemas.microsoft.com/office/drawing/2015/9/8/chartex" xmlns:cx2="http://schemas.microsoft.com/office/drawing/2015/10/21/chartex" xmlns:cx3="http://schemas.microsoft.com/office/drawing/2016/5/9/chartex" xmlns:cx4="http://schemas.microsoft.com/office/drawing/2016/5/10/chartex" xmlns:cx5="http://schemas.microsoft.com/office/drawing/2016/5/11/chartex" xmlns:cx6="http://schemas.microsoft.com/office/drawing/2016/5/12/chartex" xmlns:cx7="http://schemas.microsoft.com/office/drawing/2016/5/13/chartex" xmlns:cx8="http://schemas.microsoft.com/office/drawing/2016/5/14/chartex" xmlns:mc="http://schemas.openxmlformats.org/markup-compatibility/2006" xmlns:aink="http://schemas.microsoft.com/office/drawing/2016/ink" xmlns:am3d="http://schemas.microsoft.com/office/drawing/2017/model3d" xmlns:o="urn:schemas-microsoft-com:office:office" xmlns:oel="http://schemas.microsoft.com/office/2019/extlst" xmlns:r="http://schemas.openxmlformats.org/officeDocument/2006/relationships" xmlns:m="http://schemas.openxmlformats.org/officeDocument/2006/math" xmlns:v="urn:schemas-microsoft-com:vml" xmlns:wp14="http://schemas.microsoft.com/office/word/2010/wordprocessingDrawing" xmlns:wp="http://schemas.openxmlformats.org/drawingml/2006/wordprocessingDrawing" xmlns:w10="urn:schemas-microsoft-com:office:word" xmlns:w="http://schemas.openxmlformats.org/wordprocessingml/2006/main" xmlns:w14="http://schemas.microsoft.com/office/word/2010/wordml" xmlns:w15="http://schemas.microsoft.com/office/word/2012/wordml" xmlns:w16cex="http://schemas.microsoft.com/office/word/2018/wordml/cex" xmlns:w16cid="http://schemas.microsoft.com/office/word/2016/wordml/cid" xmlns:w16="http://schemas.microsoft.com/office/word/2018/wordml" xmlns:w16du="http://schemas.microsoft.com/office/word/2023/wordml/word16du" xmlns:w16sdtdh="http://schemas.microsoft.com/office/word/2020/wordml/sdtdatahash" xmlns:w16sdtfl="http://schemas.microsoft.com/office/word/2024/wordml/sdtformatlock" xmlns:w16se="http://schemas.microsoft.com/office/word/2015/wordml/symex" xmlns:wpg="http://schemas.microsoft.com/office/word/2010/wordprocessingGroup" xmlns:wpi="http://schemas.microsoft.com/office/word/2010/wordprocessingInk" xmlns:wne="http://schemas.microsoft.com/office/word/2006/wordml" xmlns:wps="http://schemas.microsoft.com/office/word/2010/wordprocessingShape" mc:Ignorable="w14 w15 w16se w16cid w16 w16cex w16sdtdh w16sdtfl w16du wp14">
+<w:document xmlns:wpc="http://schemas.microsoft.com/office/word/2010/wordprocessingCanvas" xmlns:cx="http://schemas.microsoft.com/office/drawing/2014/chartex" xmlns:cx1="http://schemas.microsoft.com/office/drawing/2015/9/8/chartex" xmlns:cx2="http://schemas.microsoft.com/office/drawing/2015/10/21/chartex" xmlns:cx3="http://schemas.microsoft.com/office/drawing/2016/5/9/chartex" xmlns:cx4="http://schemas.microsoft.com/office/drawing/2016/5/10/chartex" xmlns:cx5="http://schemas.microsoft.com/office/drawing/2016/5/11/chartex" xmlns:cx6="http://schemas.microsoft.com/office/drawing/2016/5/12/chartex" xmlns:cx7="http://schemas.microsoft.com/office/drawing/2016/5/13/chartex" xmlns:cx8="http://schemas.microsoft.com/office/drawing/2016/5/14/chartex" xmlns:mc="http://schemas.openxmlformats.org/markup-compatibility/2006" xmlns:m="http://schemas.openxmlformats.org/officeDocument/2006/math" xmlns:aink="http://schemas.microsoft.com/office/drawing/2016/ink" xmlns:am3d="http://schemas.microsoft.com/office/drawing/2017/model3d" xmlns:oel="http://schemas.microsoft.com/office/2019/extlst" xmlns:r="http://schemas.openxmlformats.org/officeDocument/2006/relationships" xmlns:wp14="http://schemas.microsoft.com/office/word/2010/wordprocessingDrawing" xmlns:wp="http://schemas.openxmlformats.org/drawingml/2006/wordprocessingDrawing" xmlns:wpg="http://schemas.microsoft.com/office/word/2010/wordprocessingGroup" xmlns:wpi="http://schemas.microsoft.com/office/word/2010/wordprocessingInk" xmlns:wps="http://schemas.microsoft.com/office/word/2010/wordprocessingShape" xmlns:o="urn:schemas-microsoft-com:office:office" xmlns:v="urn:schemas-microsoft-com:vml" xmlns:w10="urn:schemas-microsoft-com:office:word" xmlns:w="http://schemas.openxmlformats.org/wordprocessingml/2006/main" xmlns:w14="http://schemas.microsoft.com/office/word/2010/wordml" xmlns:w15="http://schemas.microsoft.com/office/word/2012/wordml" xmlns:w16cex="http://schemas.microsoft.com/office/word/2018/wordml/cex" xmlns:w16cid="http://schemas.microsoft.com/office/word/2016/wordml/cid" xmlns:w16="http://schemas.microsoft.com/office/word/2018/wordml" xmlns:w16sdtdh="http://schemas.microsoft.com/office/word/2020/wordml/sdtdatahash" xmlns:w16sdtfl="http://schemas.microsoft.com/office/word/2024/wordml/sdtformatlock" xmlns:w16se="http://schemas.microsoft.com/office/word/2015/wordml/symex" xmlns:w16du="http://schemas.microsoft.com/office/word/2023/wordml/word16du" xmlns:wne="http://schemas.microsoft.com/office/word/2006/wordml" mc:Ignorable="w14 w15 w16se w16cid w16 w16cex w16sdtdh w16sdtfl w16du wp14">
   <w:body>
     <w:p>
       <w:pPr>
@@ -33,6 +33,77 @@
           <w:szCs w:val="20"/>
         </w:rPr>
       </w:pPr>
+      <w:r>
+        <w:rPr>
+          <w:rFonts w:ascii="Trebuchet MS" w:hAnsi="Trebuchet MS"/>
+          <w:noProof/>
+          <w:sz w:val="20"/>
+          <w:szCs w:val="20"/>
+        </w:rPr>
+        <w:drawing>
+          <wp:anchor distT="0" distB="0" distL="114300" distR="114300" simplePos="0" relativeHeight="251658240" behindDoc="1" locked="0" layoutInCell="1" allowOverlap="1" wp14:anchorId="4A37B098" wp14:editId="5748B6D1">
+            <wp:simplePos x="0" y="0"/>
+            <wp:positionH relativeFrom="column">
+              <wp:posOffset>0</wp:posOffset>
+            </wp:positionH>
+            <wp:positionV relativeFrom="paragraph">
+              <wp:posOffset>0</wp:posOffset>
+            </wp:positionV>
+            <wp:extent cx="3495600" cy="2620800"/>
+            <wp:effectExtent l="0" t="0" r="0" b="0"/>
+            <wp:wrapTight wrapText="bothSides">
+              <wp:wrapPolygon edited="0">
+                <wp:start x="0" y="0"/>
+                <wp:lineTo x="0" y="21459"/>
+                <wp:lineTo x="21506" y="21459"/>
+                <wp:lineTo x="21506" y="0"/>
+                <wp:lineTo x="0" y="0"/>
+              </wp:wrapPolygon>
+            </wp:wrapTight>
+            <wp:docPr id="923177458" name="그림 2"/>
+            <wp:cNvGraphicFramePr>
+              <a:graphicFrameLocks xmlns:a="http://schemas.openxmlformats.org/drawingml/2006/main" noChangeAspect="1"/>
+            </wp:cNvGraphicFramePr>
+            <a:graphic xmlns:a="http://schemas.openxmlformats.org/drawingml/2006/main">
+              <a:graphicData uri="http://schemas.openxmlformats.org/drawingml/2006/picture">
+                <pic:pic xmlns:pic="http://schemas.openxmlformats.org/drawingml/2006/picture">
+                  <pic:nvPicPr>
+                    <pic:cNvPr id="923177458" name="그림 923177458"/>
+                    <pic:cNvPicPr/>
+                  </pic:nvPicPr>
+                  <pic:blipFill>
+                    <a:blip r:embed="rId4">
+                      <a:extLst>
+                        <a:ext uri="{28A0092B-C50C-407E-A947-70E740481C1C}">
+                          <a14:useLocalDpi xmlns:a14="http://schemas.microsoft.com/office/drawing/2010/main" val="0"/>
+                        </a:ext>
+                      </a:extLst>
+                    </a:blip>
+                    <a:stretch>
+                      <a:fillRect/>
+                    </a:stretch>
+                  </pic:blipFill>
+                  <pic:spPr>
+                    <a:xfrm>
+                      <a:off x="0" y="0"/>
+                      <a:ext cx="3495600" cy="2620800"/>
+                    </a:xfrm>
+                    <a:prstGeom prst="rect">
+                      <a:avLst/>
+                    </a:prstGeom>
+                  </pic:spPr>
+                </pic:pic>
+              </a:graphicData>
+            </a:graphic>
+            <wp14:sizeRelH relativeFrom="margin">
+              <wp14:pctWidth>0</wp14:pctWidth>
+            </wp14:sizeRelH>
+            <wp14:sizeRelV relativeFrom="margin">
+              <wp14:pctHeight>0</wp14:pctHeight>
+            </wp14:sizeRelV>
+          </wp:anchor>
+        </w:drawing>
+      </w:r>
       <w:r>
         <w:rPr>
           <w:rFonts w:ascii="Trebuchet MS" w:hAnsi="Trebuchet MS"/>
@@ -346,7 +417,7 @@
       <w:pPr>
         <w:ind w:left="2" w:hangingChars="1" w:hanging="2"/>
         <w:rPr>
-          <w:rFonts w:ascii="Trebuchet MS" w:hAnsi="Trebuchet MS"/>
+          <w:rFonts w:ascii="Trebuchet MS" w:hAnsi="Trebuchet MS" w:hint="eastAsia"/>
           <w:sz w:val="20"/>
           <w:szCs w:val="20"/>
         </w:rPr>
@@ -434,6 +505,86 @@
       </w:pPr>
       <w:r>
         <w:rPr>
+          <w:rFonts w:ascii="Trebuchet MS" w:hAnsi="Trebuchet MS"/>
+          <w:noProof/>
+          <w:sz w:val="20"/>
+          <w:szCs w:val="20"/>
+        </w:rPr>
+        <w:drawing>
+          <wp:anchor distT="0" distB="0" distL="114300" distR="114300" simplePos="0" relativeHeight="251659264" behindDoc="1" locked="0" layoutInCell="1" allowOverlap="1" wp14:anchorId="2E14A2D7" wp14:editId="1B067A46">
+            <wp:simplePos x="0" y="0"/>
+            <wp:positionH relativeFrom="column">
+              <wp:posOffset>1556385</wp:posOffset>
+            </wp:positionH>
+            <wp:positionV relativeFrom="paragraph">
+              <wp:posOffset>805032</wp:posOffset>
+            </wp:positionV>
+            <wp:extent cx="4489450" cy="3009265"/>
+            <wp:effectExtent l="0" t="0" r="6350" b="635"/>
+            <wp:wrapTight wrapText="bothSides">
+              <wp:wrapPolygon edited="0">
+                <wp:start x="0" y="0"/>
+                <wp:lineTo x="0" y="21513"/>
+                <wp:lineTo x="21569" y="21513"/>
+                <wp:lineTo x="21569" y="0"/>
+                <wp:lineTo x="0" y="0"/>
+              </wp:wrapPolygon>
+            </wp:wrapTight>
+            <wp:docPr id="593826152" name="그림 3"/>
+            <wp:cNvGraphicFramePr>
+              <a:graphicFrameLocks xmlns:a="http://schemas.openxmlformats.org/drawingml/2006/main" noChangeAspect="1"/>
+            </wp:cNvGraphicFramePr>
+            <a:graphic xmlns:a="http://schemas.openxmlformats.org/drawingml/2006/main">
+              <a:graphicData uri="http://schemas.openxmlformats.org/drawingml/2006/picture">
+                <pic:pic xmlns:pic="http://schemas.openxmlformats.org/drawingml/2006/picture">
+                  <pic:nvPicPr>
+                    <pic:cNvPr id="593826152" name="그림 593826152"/>
+                    <pic:cNvPicPr/>
+                  </pic:nvPicPr>
+                  <pic:blipFill rotWithShape="1">
+                    <a:blip r:embed="rId5" cstate="print">
+                      <a:extLst>
+                        <a:ext uri="{28A0092B-C50C-407E-A947-70E740481C1C}">
+                          <a14:useLocalDpi xmlns:a14="http://schemas.microsoft.com/office/drawing/2010/main" val="0"/>
+                        </a:ext>
+                      </a:extLst>
+                    </a:blip>
+                    <a:srcRect l="10537" t="25788" r="9361" b="2621"/>
+                    <a:stretch>
+                      <a:fillRect/>
+                    </a:stretch>
+                  </pic:blipFill>
+                  <pic:spPr bwMode="auto">
+                    <a:xfrm>
+                      <a:off x="0" y="0"/>
+                      <a:ext cx="4489450" cy="3009265"/>
+                    </a:xfrm>
+                    <a:prstGeom prst="rect">
+                      <a:avLst/>
+                    </a:prstGeom>
+                    <a:ln>
+                      <a:noFill/>
+                    </a:ln>
+                    <a:extLst>
+                      <a:ext uri="{53640926-AAD7-44D8-BBD7-CCE9431645EC}">
+                        <a14:shadowObscured xmlns:a14="http://schemas.microsoft.com/office/drawing/2010/main"/>
+                      </a:ext>
+                    </a:extLst>
+                  </pic:spPr>
+                </pic:pic>
+              </a:graphicData>
+            </a:graphic>
+            <wp14:sizeRelH relativeFrom="page">
+              <wp14:pctWidth>0</wp14:pctWidth>
+            </wp14:sizeRelH>
+            <wp14:sizeRelV relativeFrom="page">
+              <wp14:pctHeight>0</wp14:pctHeight>
+            </wp14:sizeRelV>
+          </wp:anchor>
+        </w:drawing>
+      </w:r>
+      <w:r>
+        <w:rPr>
           <w:rFonts w:ascii="Trebuchet MS" w:hAnsi="Trebuchet MS" w:hint="eastAsia"/>
           <w:sz w:val="20"/>
           <w:szCs w:val="20"/>
@@ -856,25 +1007,7 @@
           <w:sz w:val="20"/>
           <w:szCs w:val="20"/>
         </w:rPr>
-        <w:t xml:space="preserve"> instead of merely </w:t>
-      </w:r>
-      <w:proofErr w:type="gramStart"/>
-      <w:r>
-        <w:rPr>
-          <w:rFonts w:ascii="Trebuchet MS" w:hAnsi="Trebuchet MS" w:hint="eastAsia"/>
-          <w:sz w:val="20"/>
-          <w:szCs w:val="20"/>
-        </w:rPr>
-        <w:t>a consumer</w:t>
-      </w:r>
-      <w:proofErr w:type="gramEnd"/>
-      <w:r>
-        <w:rPr>
-          <w:rFonts w:ascii="Trebuchet MS" w:hAnsi="Trebuchet MS" w:hint="eastAsia"/>
-          <w:sz w:val="20"/>
-          <w:szCs w:val="20"/>
-        </w:rPr>
-        <w:t xml:space="preserve">.    </w:t>
+        <w:t xml:space="preserve"> instead of merely a consumer.    </w:t>
       </w:r>
     </w:p>
     <w:p>
@@ -907,44 +1040,16 @@
           <w:sz w:val="20"/>
           <w:szCs w:val="20"/>
         </w:rPr>
-        <w:t xml:space="preserve"> of </w:t>
-      </w:r>
-      <w:proofErr w:type="gramStart"/>
-      <w:r>
-        <w:rPr>
-          <w:rFonts w:ascii="Trebuchet MS" w:hAnsi="Trebuchet MS" w:hint="eastAsia"/>
-          <w:sz w:val="20"/>
-          <w:szCs w:val="20"/>
-        </w:rPr>
-        <w:t>this unfilled dream of his</w:t>
-      </w:r>
-      <w:proofErr w:type="gramEnd"/>
-      <w:r>
-        <w:rPr>
-          <w:rFonts w:ascii="Trebuchet MS" w:hAnsi="Trebuchet MS" w:hint="eastAsia"/>
-          <w:sz w:val="20"/>
-          <w:szCs w:val="20"/>
-        </w:rPr>
-        <w:t xml:space="preserve">, his biggest mission in life </w:t>
-      </w:r>
-      <w:r>
-        <w:rPr>
-          <w:rFonts w:ascii="Trebuchet MS" w:hAnsi="Trebuchet MS"/>
-          <w:sz w:val="20"/>
-          <w:szCs w:val="20"/>
-        </w:rPr>
-        <w:t xml:space="preserve">became </w:t>
-      </w:r>
-      <w:proofErr w:type="gramStart"/>
-      <w:r>
-        <w:rPr>
-          <w:rFonts w:ascii="Trebuchet MS" w:hAnsi="Trebuchet MS"/>
-          <w:sz w:val="20"/>
-          <w:szCs w:val="20"/>
-        </w:rPr>
-        <w:t>keeping</w:t>
-      </w:r>
-      <w:proofErr w:type="gramEnd"/>
+        <w:t xml:space="preserve"> of this unfilled dream of his, his biggest mission in life </w:t>
+      </w:r>
+      <w:r>
+        <w:rPr>
+          <w:rFonts w:ascii="Trebuchet MS" w:hAnsi="Trebuchet MS"/>
+          <w:sz w:val="20"/>
+          <w:szCs w:val="20"/>
+        </w:rPr>
+        <w:t>became keeping</w:t>
+      </w:r>
       <w:r>
         <w:rPr>
           <w:rFonts w:ascii="Trebuchet MS" w:hAnsi="Trebuchet MS" w:hint="eastAsia"/>
@@ -1133,6 +1238,7 @@
           <w:sz w:val="20"/>
           <w:szCs w:val="20"/>
         </w:rPr>
+        <w:lastRenderedPageBreak/>
         <w:t xml:space="preserve">All I can say today is that I am most grateful for all the encouragement and </w:t>
       </w:r>
       <w:r>
@@ -1847,16 +1953,7 @@
           <w:sz w:val="20"/>
           <w:szCs w:val="20"/>
         </w:rPr>
-        <w:t xml:space="preserve"> workforce, pass his Korean </w:t>
-      </w:r>
-      <w:r>
-        <w:rPr>
-          <w:rFonts w:ascii="Trebuchet MS" w:hAnsi="Trebuchet MS" w:hint="eastAsia"/>
-          <w:sz w:val="20"/>
-          <w:szCs w:val="20"/>
-        </w:rPr>
-        <w:lastRenderedPageBreak/>
-        <w:t>GED</w:t>
+        <w:t xml:space="preserve"> workforce, pass his Korean GED</w:t>
       </w:r>
       <w:r>
         <w:rPr>
@@ -1992,7 +2089,7 @@
 </file>
 
 <file path=word/styles.xml><?xml version="1.0" encoding="utf-8"?>
-<w:styles xmlns:mc="http://schemas.openxmlformats.org/markup-compatibility/2006" xmlns:r="http://schemas.openxmlformats.org/officeDocument/2006/relationships" xmlns:w="http://schemas.openxmlformats.org/wordprocessingml/2006/main" xmlns:w14="http://schemas.microsoft.com/office/word/2010/wordml" xmlns:w15="http://schemas.microsoft.com/office/word/2012/wordml" xmlns:w16cex="http://schemas.microsoft.com/office/word/2018/wordml/cex" xmlns:w16cid="http://schemas.microsoft.com/office/word/2016/wordml/cid" xmlns:w16="http://schemas.microsoft.com/office/word/2018/wordml" xmlns:w16du="http://schemas.microsoft.com/office/word/2023/wordml/word16du" xmlns:w16sdtdh="http://schemas.microsoft.com/office/word/2020/wordml/sdtdatahash" xmlns:w16sdtfl="http://schemas.microsoft.com/office/word/2024/wordml/sdtformatlock" xmlns:w16se="http://schemas.microsoft.com/office/word/2015/wordml/symex" mc:Ignorable="w14 w15 w16se w16cid w16 w16cex w16sdtdh w16sdtfl w16du">
+<w:styles xmlns:mc="http://schemas.openxmlformats.org/markup-compatibility/2006" xmlns:r="http://schemas.openxmlformats.org/officeDocument/2006/relationships" xmlns:w="http://schemas.openxmlformats.org/wordprocessingml/2006/main" xmlns:w14="http://schemas.microsoft.com/office/word/2010/wordml" xmlns:w15="http://schemas.microsoft.com/office/word/2012/wordml" xmlns:w16cex="http://schemas.microsoft.com/office/word/2018/wordml/cex" xmlns:w16cid="http://schemas.microsoft.com/office/word/2016/wordml/cid" xmlns:w16="http://schemas.microsoft.com/office/word/2018/wordml" xmlns:w16sdtdh="http://schemas.microsoft.com/office/word/2020/wordml/sdtdatahash" xmlns:w16sdtfl="http://schemas.microsoft.com/office/word/2024/wordml/sdtformatlock" xmlns:w16se="http://schemas.microsoft.com/office/word/2015/wordml/symex" xmlns:w16du="http://schemas.microsoft.com/office/word/2023/wordml/word16du" mc:Ignorable="w14 w15 w16se w16cid w16 w16cex w16sdtdh w16sdtfl w16du">
   <w:docDefaults>
     <w:rPrDefault>
       <w:rPr>
@@ -2388,7 +2485,7 @@
     <w:lsdException w:name="Unresolved Mention" w:semiHidden="1" w:unhideWhenUsed="1"/>
     <w:lsdException w:name="Smart Link" w:semiHidden="1" w:unhideWhenUsed="1"/>
   </w:latentStyles>
-  <w:style w:type="paragraph" w:default="1" w:styleId="Normal">
+  <w:style w:type="paragraph" w:default="1" w:styleId="a">
     <w:name w:val="Normal"/>
     <w:qFormat/>
     <w:rsid w:val="00F759AB"/>
@@ -2405,11 +2502,11 @@
       <w:lang w:val="en-US"/>
     </w:rPr>
   </w:style>
-  <w:style w:type="paragraph" w:styleId="Heading1">
+  <w:style w:type="paragraph" w:styleId="1">
     <w:name w:val="heading 1"/>
-    <w:basedOn w:val="Normal"/>
-    <w:next w:val="Normal"/>
-    <w:link w:val="Heading1Char"/>
+    <w:basedOn w:val="a"/>
+    <w:next w:val="a"/>
+    <w:link w:val="1Char"/>
     <w:uiPriority w:val="9"/>
     <w:qFormat/>
     <w:rsid w:val="00F759AB"/>
@@ -2431,11 +2528,11 @@
       <w:lang w:val="es-ES"/>
     </w:rPr>
   </w:style>
-  <w:style w:type="paragraph" w:styleId="Heading2">
+  <w:style w:type="paragraph" w:styleId="2">
     <w:name w:val="heading 2"/>
-    <w:basedOn w:val="Normal"/>
-    <w:next w:val="Normal"/>
-    <w:link w:val="Heading2Char"/>
+    <w:basedOn w:val="a"/>
+    <w:next w:val="a"/>
+    <w:link w:val="2Char"/>
     <w:uiPriority w:val="9"/>
     <w:semiHidden/>
     <w:unhideWhenUsed/>
@@ -2459,11 +2556,11 @@
       <w:lang w:val="es-ES"/>
     </w:rPr>
   </w:style>
-  <w:style w:type="paragraph" w:styleId="Heading3">
+  <w:style w:type="paragraph" w:styleId="3">
     <w:name w:val="heading 3"/>
-    <w:basedOn w:val="Normal"/>
-    <w:next w:val="Normal"/>
-    <w:link w:val="Heading3Char"/>
+    <w:basedOn w:val="a"/>
+    <w:next w:val="a"/>
+    <w:link w:val="3Char"/>
     <w:uiPriority w:val="9"/>
     <w:semiHidden/>
     <w:unhideWhenUsed/>
@@ -2487,11 +2584,11 @@
       <w:lang w:val="es-ES"/>
     </w:rPr>
   </w:style>
-  <w:style w:type="paragraph" w:styleId="Heading4">
+  <w:style w:type="paragraph" w:styleId="4">
     <w:name w:val="heading 4"/>
-    <w:basedOn w:val="Normal"/>
-    <w:next w:val="Normal"/>
-    <w:link w:val="Heading4Char"/>
+    <w:basedOn w:val="a"/>
+    <w:next w:val="a"/>
+    <w:link w:val="4Char"/>
     <w:uiPriority w:val="9"/>
     <w:semiHidden/>
     <w:unhideWhenUsed/>
@@ -2516,11 +2613,11 @@
       <w:lang w:val="es-ES"/>
     </w:rPr>
   </w:style>
-  <w:style w:type="paragraph" w:styleId="Heading5">
+  <w:style w:type="paragraph" w:styleId="5">
     <w:name w:val="heading 5"/>
-    <w:basedOn w:val="Normal"/>
-    <w:next w:val="Normal"/>
-    <w:link w:val="Heading5Char"/>
+    <w:basedOn w:val="a"/>
+    <w:next w:val="a"/>
+    <w:link w:val="5Char"/>
     <w:uiPriority w:val="9"/>
     <w:semiHidden/>
     <w:unhideWhenUsed/>
@@ -2543,11 +2640,11 @@
       <w:lang w:val="es-ES"/>
     </w:rPr>
   </w:style>
-  <w:style w:type="paragraph" w:styleId="Heading6">
+  <w:style w:type="paragraph" w:styleId="6">
     <w:name w:val="heading 6"/>
-    <w:basedOn w:val="Normal"/>
-    <w:next w:val="Normal"/>
-    <w:link w:val="Heading6Char"/>
+    <w:basedOn w:val="a"/>
+    <w:next w:val="a"/>
+    <w:link w:val="6Char"/>
     <w:uiPriority w:val="9"/>
     <w:semiHidden/>
     <w:unhideWhenUsed/>
@@ -2572,11 +2669,11 @@
       <w:lang w:val="es-ES"/>
     </w:rPr>
   </w:style>
-  <w:style w:type="paragraph" w:styleId="Heading7">
+  <w:style w:type="paragraph" w:styleId="7">
     <w:name w:val="heading 7"/>
-    <w:basedOn w:val="Normal"/>
-    <w:next w:val="Normal"/>
-    <w:link w:val="Heading7Char"/>
+    <w:basedOn w:val="a"/>
+    <w:next w:val="a"/>
+    <w:link w:val="7Char"/>
     <w:uiPriority w:val="9"/>
     <w:semiHidden/>
     <w:unhideWhenUsed/>
@@ -2599,11 +2696,11 @@
       <w:lang w:val="es-ES"/>
     </w:rPr>
   </w:style>
-  <w:style w:type="paragraph" w:styleId="Heading8">
+  <w:style w:type="paragraph" w:styleId="8">
     <w:name w:val="heading 8"/>
-    <w:basedOn w:val="Normal"/>
-    <w:next w:val="Normal"/>
-    <w:link w:val="Heading8Char"/>
+    <w:basedOn w:val="a"/>
+    <w:next w:val="a"/>
+    <w:link w:val="8Char"/>
     <w:uiPriority w:val="9"/>
     <w:semiHidden/>
     <w:unhideWhenUsed/>
@@ -2628,11 +2725,11 @@
       <w:lang w:val="es-ES"/>
     </w:rPr>
   </w:style>
-  <w:style w:type="paragraph" w:styleId="Heading9">
+  <w:style w:type="paragraph" w:styleId="9">
     <w:name w:val="heading 9"/>
-    <w:basedOn w:val="Normal"/>
-    <w:next w:val="Normal"/>
-    <w:link w:val="Heading9Char"/>
+    <w:basedOn w:val="a"/>
+    <w:next w:val="a"/>
+    <w:link w:val="9Char"/>
     <w:uiPriority w:val="9"/>
     <w:semiHidden/>
     <w:unhideWhenUsed/>
@@ -2655,12 +2752,13 @@
       <w:lang w:val="es-ES"/>
     </w:rPr>
   </w:style>
-  <w:style w:type="character" w:default="1" w:styleId="DefaultParagraphFont">
+  <w:style w:type="character" w:default="1" w:styleId="a0">
     <w:name w:val="Default Paragraph Font"/>
     <w:uiPriority w:val="1"/>
+    <w:semiHidden/>
     <w:unhideWhenUsed/>
   </w:style>
-  <w:style w:type="table" w:default="1" w:styleId="TableNormal">
+  <w:style w:type="table" w:default="1" w:styleId="a1">
     <w:name w:val="Normal Table"/>
     <w:uiPriority w:val="99"/>
     <w:semiHidden/>
@@ -2675,16 +2773,16 @@
       </w:tblCellMar>
     </w:tblPr>
   </w:style>
-  <w:style w:type="numbering" w:default="1" w:styleId="NoList">
+  <w:style w:type="numbering" w:default="1" w:styleId="a2">
     <w:name w:val="No List"/>
     <w:uiPriority w:val="99"/>
     <w:semiHidden/>
     <w:unhideWhenUsed/>
   </w:style>
-  <w:style w:type="character" w:customStyle="1" w:styleId="Heading1Char">
-    <w:name w:val="Heading 1 Char"/>
-    <w:basedOn w:val="DefaultParagraphFont"/>
-    <w:link w:val="Heading1"/>
+  <w:style w:type="character" w:customStyle="1" w:styleId="1Char">
+    <w:name w:val="제목 1 Char"/>
+    <w:basedOn w:val="a0"/>
+    <w:link w:val="1"/>
     <w:uiPriority w:val="9"/>
     <w:rsid w:val="00F759AB"/>
     <w:rPr>
@@ -2694,10 +2792,10 @@
       <w:szCs w:val="40"/>
     </w:rPr>
   </w:style>
-  <w:style w:type="character" w:customStyle="1" w:styleId="Heading2Char">
-    <w:name w:val="Heading 2 Char"/>
-    <w:basedOn w:val="DefaultParagraphFont"/>
-    <w:link w:val="Heading2"/>
+  <w:style w:type="character" w:customStyle="1" w:styleId="2Char">
+    <w:name w:val="제목 2 Char"/>
+    <w:basedOn w:val="a0"/>
+    <w:link w:val="2"/>
     <w:uiPriority w:val="9"/>
     <w:semiHidden/>
     <w:rsid w:val="00F759AB"/>
@@ -2708,10 +2806,10 @@
       <w:szCs w:val="32"/>
     </w:rPr>
   </w:style>
-  <w:style w:type="character" w:customStyle="1" w:styleId="Heading3Char">
-    <w:name w:val="Heading 3 Char"/>
-    <w:basedOn w:val="DefaultParagraphFont"/>
-    <w:link w:val="Heading3"/>
+  <w:style w:type="character" w:customStyle="1" w:styleId="3Char">
+    <w:name w:val="제목 3 Char"/>
+    <w:basedOn w:val="a0"/>
+    <w:link w:val="3"/>
     <w:uiPriority w:val="9"/>
     <w:semiHidden/>
     <w:rsid w:val="00F759AB"/>
@@ -2722,10 +2820,10 @@
       <w:szCs w:val="28"/>
     </w:rPr>
   </w:style>
-  <w:style w:type="character" w:customStyle="1" w:styleId="Heading4Char">
-    <w:name w:val="Heading 4 Char"/>
-    <w:basedOn w:val="DefaultParagraphFont"/>
-    <w:link w:val="Heading4"/>
+  <w:style w:type="character" w:customStyle="1" w:styleId="4Char">
+    <w:name w:val="제목 4 Char"/>
+    <w:basedOn w:val="a0"/>
+    <w:link w:val="4"/>
     <w:uiPriority w:val="9"/>
     <w:semiHidden/>
     <w:rsid w:val="00F759AB"/>
@@ -2736,10 +2834,10 @@
       <w:color w:val="0F4761" w:themeColor="accent1" w:themeShade="BF"/>
     </w:rPr>
   </w:style>
-  <w:style w:type="character" w:customStyle="1" w:styleId="Heading5Char">
-    <w:name w:val="Heading 5 Char"/>
-    <w:basedOn w:val="DefaultParagraphFont"/>
-    <w:link w:val="Heading5"/>
+  <w:style w:type="character" w:customStyle="1" w:styleId="5Char">
+    <w:name w:val="제목 5 Char"/>
+    <w:basedOn w:val="a0"/>
+    <w:link w:val="5"/>
     <w:uiPriority w:val="9"/>
     <w:semiHidden/>
     <w:rsid w:val="00F759AB"/>
@@ -2748,10 +2846,10 @@
       <w:color w:val="0F4761" w:themeColor="accent1" w:themeShade="BF"/>
     </w:rPr>
   </w:style>
-  <w:style w:type="character" w:customStyle="1" w:styleId="Heading6Char">
-    <w:name w:val="Heading 6 Char"/>
-    <w:basedOn w:val="DefaultParagraphFont"/>
-    <w:link w:val="Heading6"/>
+  <w:style w:type="character" w:customStyle="1" w:styleId="6Char">
+    <w:name w:val="제목 6 Char"/>
+    <w:basedOn w:val="a0"/>
+    <w:link w:val="6"/>
     <w:uiPriority w:val="9"/>
     <w:semiHidden/>
     <w:rsid w:val="00F759AB"/>
@@ -2762,10 +2860,10 @@
       <w:color w:val="595959" w:themeColor="text1" w:themeTint="A6"/>
     </w:rPr>
   </w:style>
-  <w:style w:type="character" w:customStyle="1" w:styleId="Heading7Char">
-    <w:name w:val="Heading 7 Char"/>
-    <w:basedOn w:val="DefaultParagraphFont"/>
-    <w:link w:val="Heading7"/>
+  <w:style w:type="character" w:customStyle="1" w:styleId="7Char">
+    <w:name w:val="제목 7 Char"/>
+    <w:basedOn w:val="a0"/>
+    <w:link w:val="7"/>
     <w:uiPriority w:val="9"/>
     <w:semiHidden/>
     <w:rsid w:val="00F759AB"/>
@@ -2774,10 +2872,10 @@
       <w:color w:val="595959" w:themeColor="text1" w:themeTint="A6"/>
     </w:rPr>
   </w:style>
-  <w:style w:type="character" w:customStyle="1" w:styleId="Heading8Char">
-    <w:name w:val="Heading 8 Char"/>
-    <w:basedOn w:val="DefaultParagraphFont"/>
-    <w:link w:val="Heading8"/>
+  <w:style w:type="character" w:customStyle="1" w:styleId="8Char">
+    <w:name w:val="제목 8 Char"/>
+    <w:basedOn w:val="a0"/>
+    <w:link w:val="8"/>
     <w:uiPriority w:val="9"/>
     <w:semiHidden/>
     <w:rsid w:val="00F759AB"/>
@@ -2788,10 +2886,10 @@
       <w:color w:val="272727" w:themeColor="text1" w:themeTint="D8"/>
     </w:rPr>
   </w:style>
-  <w:style w:type="character" w:customStyle="1" w:styleId="Heading9Char">
-    <w:name w:val="Heading 9 Char"/>
-    <w:basedOn w:val="DefaultParagraphFont"/>
-    <w:link w:val="Heading9"/>
+  <w:style w:type="character" w:customStyle="1" w:styleId="9Char">
+    <w:name w:val="제목 9 Char"/>
+    <w:basedOn w:val="a0"/>
+    <w:link w:val="9"/>
     <w:uiPriority w:val="9"/>
     <w:semiHidden/>
     <w:rsid w:val="00F759AB"/>
@@ -2800,11 +2898,11 @@
       <w:color w:val="272727" w:themeColor="text1" w:themeTint="D8"/>
     </w:rPr>
   </w:style>
-  <w:style w:type="paragraph" w:styleId="Title">
+  <w:style w:type="paragraph" w:styleId="a3">
     <w:name w:val="Title"/>
-    <w:basedOn w:val="Normal"/>
-    <w:next w:val="Normal"/>
-    <w:link w:val="TitleChar"/>
+    <w:basedOn w:val="a"/>
+    <w:next w:val="a"/>
+    <w:link w:val="Char"/>
     <w:uiPriority w:val="10"/>
     <w:qFormat/>
     <w:rsid w:val="00F759AB"/>
@@ -2825,10 +2923,10 @@
       <w:lang w:val="es-ES"/>
     </w:rPr>
   </w:style>
-  <w:style w:type="character" w:customStyle="1" w:styleId="TitleChar">
-    <w:name w:val="Title Char"/>
-    <w:basedOn w:val="DefaultParagraphFont"/>
-    <w:link w:val="Title"/>
+  <w:style w:type="character" w:customStyle="1" w:styleId="Char">
+    <w:name w:val="제목 Char"/>
+    <w:basedOn w:val="a0"/>
+    <w:link w:val="a3"/>
     <w:uiPriority w:val="10"/>
     <w:rsid w:val="00F759AB"/>
     <w:rPr>
@@ -2839,11 +2937,11 @@
       <w:szCs w:val="56"/>
     </w:rPr>
   </w:style>
-  <w:style w:type="paragraph" w:styleId="Subtitle">
+  <w:style w:type="paragraph" w:styleId="a4">
     <w:name w:val="Subtitle"/>
-    <w:basedOn w:val="Normal"/>
-    <w:next w:val="Normal"/>
-    <w:link w:val="SubtitleChar"/>
+    <w:basedOn w:val="a"/>
+    <w:next w:val="a"/>
+    <w:link w:val="Char0"/>
     <w:uiPriority w:val="11"/>
     <w:qFormat/>
     <w:rsid w:val="00F759AB"/>
@@ -2866,10 +2964,10 @@
       <w:lang w:val="es-ES"/>
     </w:rPr>
   </w:style>
-  <w:style w:type="character" w:customStyle="1" w:styleId="SubtitleChar">
-    <w:name w:val="Subtitle Char"/>
-    <w:basedOn w:val="DefaultParagraphFont"/>
-    <w:link w:val="Subtitle"/>
+  <w:style w:type="character" w:customStyle="1" w:styleId="Char0">
+    <w:name w:val="부제 Char"/>
+    <w:basedOn w:val="a0"/>
+    <w:link w:val="a4"/>
     <w:uiPriority w:val="11"/>
     <w:rsid w:val="00F759AB"/>
     <w:rPr>
@@ -2880,11 +2978,11 @@
       <w:szCs w:val="28"/>
     </w:rPr>
   </w:style>
-  <w:style w:type="paragraph" w:styleId="Quote">
+  <w:style w:type="paragraph" w:styleId="a5">
     <w:name w:val="Quote"/>
-    <w:basedOn w:val="Normal"/>
-    <w:next w:val="Normal"/>
-    <w:link w:val="QuoteChar"/>
+    <w:basedOn w:val="a"/>
+    <w:next w:val="a"/>
+    <w:link w:val="Char1"/>
     <w:uiPriority w:val="29"/>
     <w:qFormat/>
     <w:rsid w:val="00F759AB"/>
@@ -2905,10 +3003,10 @@
       <w:lang w:val="es-ES"/>
     </w:rPr>
   </w:style>
-  <w:style w:type="character" w:customStyle="1" w:styleId="QuoteChar">
-    <w:name w:val="Quote Char"/>
-    <w:basedOn w:val="DefaultParagraphFont"/>
-    <w:link w:val="Quote"/>
+  <w:style w:type="character" w:customStyle="1" w:styleId="Char1">
+    <w:name w:val="인용 Char"/>
+    <w:basedOn w:val="a0"/>
+    <w:link w:val="a5"/>
     <w:uiPriority w:val="29"/>
     <w:rsid w:val="00F759AB"/>
     <w:rPr>
@@ -2917,9 +3015,9 @@
       <w:color w:val="404040" w:themeColor="text1" w:themeTint="BF"/>
     </w:rPr>
   </w:style>
-  <w:style w:type="paragraph" w:styleId="ListParagraph">
+  <w:style w:type="paragraph" w:styleId="a6">
     <w:name w:val="List Paragraph"/>
-    <w:basedOn w:val="Normal"/>
+    <w:basedOn w:val="a"/>
     <w:uiPriority w:val="34"/>
     <w:qFormat/>
     <w:rsid w:val="00F759AB"/>
@@ -2938,9 +3036,9 @@
       <w:lang w:val="es-ES"/>
     </w:rPr>
   </w:style>
-  <w:style w:type="character" w:styleId="IntenseEmphasis">
+  <w:style w:type="character" w:styleId="a7">
     <w:name w:val="Intense Emphasis"/>
-    <w:basedOn w:val="DefaultParagraphFont"/>
+    <w:basedOn w:val="a0"/>
     <w:uiPriority w:val="21"/>
     <w:qFormat/>
     <w:rsid w:val="00F759AB"/>
@@ -2950,11 +3048,11 @@
       <w:color w:val="0F4761" w:themeColor="accent1" w:themeShade="BF"/>
     </w:rPr>
   </w:style>
-  <w:style w:type="paragraph" w:styleId="IntenseQuote">
+  <w:style w:type="paragraph" w:styleId="a8">
     <w:name w:val="Intense Quote"/>
-    <w:basedOn w:val="Normal"/>
-    <w:next w:val="Normal"/>
-    <w:link w:val="IntenseQuoteChar"/>
+    <w:basedOn w:val="a"/>
+    <w:next w:val="a"/>
+    <w:link w:val="Char2"/>
     <w:uiPriority w:val="30"/>
     <w:qFormat/>
     <w:rsid w:val="00F759AB"/>
@@ -2980,10 +3078,10 @@
       <w:lang w:val="es-ES"/>
     </w:rPr>
   </w:style>
-  <w:style w:type="character" w:customStyle="1" w:styleId="IntenseQuoteChar">
-    <w:name w:val="Intense Quote Char"/>
-    <w:basedOn w:val="DefaultParagraphFont"/>
-    <w:link w:val="IntenseQuote"/>
+  <w:style w:type="character" w:customStyle="1" w:styleId="Char2">
+    <w:name w:val="강한 인용 Char"/>
+    <w:basedOn w:val="a0"/>
+    <w:link w:val="a8"/>
     <w:uiPriority w:val="30"/>
     <w:rsid w:val="00F759AB"/>
     <w:rPr>
@@ -2992,9 +3090,9 @@
       <w:color w:val="0F4761" w:themeColor="accent1" w:themeShade="BF"/>
     </w:rPr>
   </w:style>
-  <w:style w:type="character" w:styleId="IntenseReference">
+  <w:style w:type="character" w:styleId="a9">
     <w:name w:val="Intense Reference"/>
-    <w:basedOn w:val="DefaultParagraphFont"/>
+    <w:basedOn w:val="a0"/>
     <w:uiPriority w:val="32"/>
     <w:qFormat/>
     <w:rsid w:val="00F759AB"/>

--- a/documents/ps.docx
+++ b/documents/ps.docx
@@ -417,7 +417,7 @@
       <w:pPr>
         <w:ind w:left="2" w:hangingChars="1" w:hanging="2"/>
         <w:rPr>
-          <w:rFonts w:ascii="Trebuchet MS" w:hAnsi="Trebuchet MS" w:hint="eastAsia"/>
+          <w:rFonts w:ascii="Trebuchet MS" w:hAnsi="Trebuchet MS"/>
           <w:sz w:val="20"/>
           <w:szCs w:val="20"/>
         </w:rPr>
@@ -1575,6 +1575,64 @@
           <w:szCs w:val="20"/>
         </w:rPr>
         <w:t xml:space="preserve"> I must work hard for my dream. </w:t>
+      </w:r>
+    </w:p>
+    <w:p>
+      <w:pPr>
+        <w:rPr>
+          <w:rFonts w:ascii="Trebuchet MS" w:hAnsi="Trebuchet MS"/>
+          <w:sz w:val="20"/>
+          <w:szCs w:val="20"/>
+        </w:rPr>
+      </w:pPr>
+      <w:r>
+        <w:rPr>
+          <w:rFonts w:ascii="Trebuchet MS" w:hAnsi="Trebuchet MS"/>
+          <w:noProof/>
+          <w:sz w:val="20"/>
+          <w:szCs w:val="20"/>
+        </w:rPr>
+        <w:drawing>
+          <wp:inline distT="0" distB="0" distL="0" distR="0" wp14:anchorId="1BF737F1" wp14:editId="1522C3C2">
+            <wp:extent cx="4386145" cy="3289852"/>
+            <wp:effectExtent l="0" t="0" r="0" b="0"/>
+            <wp:docPr id="290803190" name="그림 1"/>
+            <wp:cNvGraphicFramePr>
+              <a:graphicFrameLocks xmlns:a="http://schemas.openxmlformats.org/drawingml/2006/main" noChangeAspect="1"/>
+            </wp:cNvGraphicFramePr>
+            <a:graphic xmlns:a="http://schemas.openxmlformats.org/drawingml/2006/main">
+              <a:graphicData uri="http://schemas.openxmlformats.org/drawingml/2006/picture">
+                <pic:pic xmlns:pic="http://schemas.openxmlformats.org/drawingml/2006/picture">
+                  <pic:nvPicPr>
+                    <pic:cNvPr id="290803190" name="그림 290803190"/>
+                    <pic:cNvPicPr/>
+                  </pic:nvPicPr>
+                  <pic:blipFill>
+                    <a:blip r:embed="rId6" cstate="print">
+                      <a:extLst>
+                        <a:ext uri="{28A0092B-C50C-407E-A947-70E740481C1C}">
+                          <a14:useLocalDpi xmlns:a14="http://schemas.microsoft.com/office/drawing/2010/main" val="0"/>
+                        </a:ext>
+                      </a:extLst>
+                    </a:blip>
+                    <a:stretch>
+                      <a:fillRect/>
+                    </a:stretch>
+                  </pic:blipFill>
+                  <pic:spPr>
+                    <a:xfrm>
+                      <a:off x="0" y="0"/>
+                      <a:ext cx="4415805" cy="3312099"/>
+                    </a:xfrm>
+                    <a:prstGeom prst="rect">
+                      <a:avLst/>
+                    </a:prstGeom>
+                  </pic:spPr>
+                </pic:pic>
+              </a:graphicData>
+            </a:graphic>
+          </wp:inline>
+        </w:drawing>
       </w:r>
     </w:p>
     <w:p>
